--- a/docs/Saffron-Simulated-Data-Doc.docx
+++ b/docs/Saffron-Simulated-Data-Doc.docx
@@ -44,6 +44,1842 @@
         </w:rPr>
         <w:br w:type="page"/>
       </w:r>
+    </w:p>
+    <w:p>
+      <w:pPr>
+        <w:bidi/>
+        <w:rPr>
+          <w:rFonts w:cs="B Nazanin"/>
+          <w:sz w:val="28"/>
+          <w:szCs w:val="28"/>
+          <w:lang w:bidi="fa-IR"/>
+        </w:rPr>
+      </w:pPr>
+      <w:r>
+        <w:rPr>
+          <w:rFonts w:cs="B Nazanin"/>
+          <w:sz w:val="28"/>
+          <w:szCs w:val="28"/>
+          <w:rtl/>
+          <w:lang w:bidi="fa-IR"/>
+        </w:rPr>
+        <w:lastRenderedPageBreak/>
+        <w:drawing>
+          <wp:inline distT="0" distB="0" distL="0" distR="0" wp14:anchorId="74B8DE9C" wp14:editId="5B417245">
+            <wp:extent cx="5943600" cy="2157095"/>
+            <wp:effectExtent l="0" t="0" r="0" b="0"/>
+            <wp:docPr id="1" name="Picture 1"/>
+            <wp:cNvGraphicFramePr>
+              <a:graphicFrameLocks xmlns:a="http://schemas.openxmlformats.org/drawingml/2006/main" noChangeAspect="1"/>
+            </wp:cNvGraphicFramePr>
+            <a:graphic xmlns:a="http://schemas.openxmlformats.org/drawingml/2006/main">
+              <a:graphicData uri="http://schemas.openxmlformats.org/drawingml/2006/picture">
+                <pic:pic xmlns:pic="http://schemas.openxmlformats.org/drawingml/2006/picture">
+                  <pic:nvPicPr>
+                    <pic:cNvPr id="1" name=""/>
+                    <pic:cNvPicPr/>
+                  </pic:nvPicPr>
+                  <pic:blipFill>
+                    <a:blip r:embed="rId7"/>
+                    <a:stretch>
+                      <a:fillRect/>
+                    </a:stretch>
+                  </pic:blipFill>
+                  <pic:spPr>
+                    <a:xfrm>
+                      <a:off x="0" y="0"/>
+                      <a:ext cx="5943600" cy="2157095"/>
+                    </a:xfrm>
+                    <a:prstGeom prst="rect">
+                      <a:avLst/>
+                    </a:prstGeom>
+                  </pic:spPr>
+                </pic:pic>
+              </a:graphicData>
+            </a:graphic>
+          </wp:inline>
+        </w:drawing>
+      </w:r>
+    </w:p>
+    <w:p>
+      <w:pPr>
+        <w:bidi/>
+        <w:rPr>
+          <w:rFonts w:cs="B Nazanin"/>
+          <w:sz w:val="28"/>
+          <w:szCs w:val="28"/>
+          <w:lang w:bidi="fa-IR"/>
+        </w:rPr>
+      </w:pPr>
+      <w:r>
+        <w:rPr>
+          <w:rFonts w:cs="B Nazanin"/>
+          <w:sz w:val="28"/>
+          <w:szCs w:val="28"/>
+          <w:rtl/>
+          <w:lang w:bidi="fa-IR"/>
+        </w:rPr>
+        <w:drawing>
+          <wp:inline distT="0" distB="0" distL="0" distR="0" wp14:anchorId="03A2286B" wp14:editId="3B962DE0">
+            <wp:extent cx="5943600" cy="3006725"/>
+            <wp:effectExtent l="0" t="0" r="0" b="3175"/>
+            <wp:docPr id="5" name="Picture 5"/>
+            <wp:cNvGraphicFramePr>
+              <a:graphicFrameLocks xmlns:a="http://schemas.openxmlformats.org/drawingml/2006/main" noChangeAspect="1"/>
+            </wp:cNvGraphicFramePr>
+            <a:graphic xmlns:a="http://schemas.openxmlformats.org/drawingml/2006/main">
+              <a:graphicData uri="http://schemas.openxmlformats.org/drawingml/2006/picture">
+                <pic:pic xmlns:pic="http://schemas.openxmlformats.org/drawingml/2006/picture">
+                  <pic:nvPicPr>
+                    <pic:cNvPr id="1" name=""/>
+                    <pic:cNvPicPr/>
+                  </pic:nvPicPr>
+                  <pic:blipFill>
+                    <a:blip r:embed="rId8"/>
+                    <a:stretch>
+                      <a:fillRect/>
+                    </a:stretch>
+                  </pic:blipFill>
+                  <pic:spPr>
+                    <a:xfrm>
+                      <a:off x="0" y="0"/>
+                      <a:ext cx="5943600" cy="3006725"/>
+                    </a:xfrm>
+                    <a:prstGeom prst="rect">
+                      <a:avLst/>
+                    </a:prstGeom>
+                  </pic:spPr>
+                </pic:pic>
+              </a:graphicData>
+            </a:graphic>
+          </wp:inline>
+        </w:drawing>
+      </w:r>
+    </w:p>
+    <w:p>
+      <w:pPr>
+        <w:bidi/>
+        <w:rPr>
+          <w:rFonts w:cs="B Nazanin"/>
+          <w:sz w:val="28"/>
+          <w:szCs w:val="28"/>
+          <w:lang w:bidi="fa-IR"/>
+        </w:rPr>
+      </w:pPr>
+      <w:r>
+        <w:rPr>
+          <w:rFonts w:cs="B Nazanin"/>
+          <w:sz w:val="28"/>
+          <w:szCs w:val="28"/>
+          <w:rtl/>
+          <w:lang w:bidi="fa-IR"/>
+        </w:rPr>
+        <w:t>مس</w:t>
+      </w:r>
+      <w:r>
+        <w:rPr>
+          <w:rFonts w:cs="B Nazanin" w:hint="cs"/>
+          <w:sz w:val="28"/>
+          <w:szCs w:val="28"/>
+          <w:rtl/>
+          <w:lang w:bidi="fa-IR"/>
+        </w:rPr>
+        <w:t>ی</w:t>
+      </w:r>
+      <w:r>
+        <w:rPr>
+          <w:rFonts w:cs="B Nazanin" w:hint="eastAsia"/>
+          <w:sz w:val="28"/>
+          <w:szCs w:val="28"/>
+          <w:rtl/>
+          <w:lang w:bidi="fa-IR"/>
+        </w:rPr>
+        <w:t>ر</w:t>
+      </w:r>
+      <w:r>
+        <w:rPr>
+          <w:rFonts w:cs="B Nazanin"/>
+          <w:sz w:val="28"/>
+          <w:szCs w:val="28"/>
+          <w:rtl/>
+          <w:lang w:bidi="fa-IR"/>
+        </w:rPr>
+        <w:t xml:space="preserve"> پ</w:t>
+      </w:r>
+      <w:r>
+        <w:rPr>
+          <w:rFonts w:cs="B Nazanin" w:hint="cs"/>
+          <w:sz w:val="28"/>
+          <w:szCs w:val="28"/>
+          <w:rtl/>
+          <w:lang w:bidi="fa-IR"/>
+        </w:rPr>
+        <w:t>ی</w:t>
+      </w:r>
+      <w:r>
+        <w:rPr>
+          <w:rFonts w:cs="B Nazanin" w:hint="eastAsia"/>
+          <w:sz w:val="28"/>
+          <w:szCs w:val="28"/>
+          <w:rtl/>
+          <w:lang w:bidi="fa-IR"/>
+        </w:rPr>
+        <w:t>شنهاد</w:t>
+      </w:r>
+      <w:r>
+        <w:rPr>
+          <w:rFonts w:cs="B Nazanin" w:hint="cs"/>
+          <w:sz w:val="28"/>
+          <w:szCs w:val="28"/>
+          <w:rtl/>
+          <w:lang w:bidi="fa-IR"/>
+        </w:rPr>
+        <w:t>ی</w:t>
+      </w:r>
+    </w:p>
+    <w:p>
+      <w:pPr>
+        <w:bidi/>
+        <w:rPr>
+          <w:rFonts w:cs="B Nazanin"/>
+          <w:sz w:val="28"/>
+          <w:szCs w:val="28"/>
+          <w:lang w:bidi="fa-IR"/>
+        </w:rPr>
+      </w:pPr>
+      <w:r>
+        <w:rPr>
+          <w:rFonts w:cs="B Nazanin"/>
+          <w:sz w:val="28"/>
+          <w:szCs w:val="28"/>
+          <w:rtl/>
+          <w:lang w:bidi="fa-IR"/>
+        </w:rPr>
+        <w:t>1. بررس</w:t>
+      </w:r>
+      <w:r>
+        <w:rPr>
+          <w:rFonts w:cs="B Nazanin" w:hint="cs"/>
+          <w:sz w:val="28"/>
+          <w:szCs w:val="28"/>
+          <w:rtl/>
+          <w:lang w:bidi="fa-IR"/>
+        </w:rPr>
+        <w:t>ی</w:t>
+      </w:r>
+      <w:r>
+        <w:rPr>
+          <w:rFonts w:cs="B Nazanin"/>
+          <w:sz w:val="28"/>
+          <w:szCs w:val="28"/>
+          <w:rtl/>
+          <w:lang w:bidi="fa-IR"/>
+        </w:rPr>
+        <w:t xml:space="preserve"> منشأ تول</w:t>
+      </w:r>
+      <w:r>
+        <w:rPr>
+          <w:rFonts w:cs="B Nazanin" w:hint="cs"/>
+          <w:sz w:val="28"/>
+          <w:szCs w:val="28"/>
+          <w:rtl/>
+          <w:lang w:bidi="fa-IR"/>
+        </w:rPr>
+        <w:t>ی</w:t>
+      </w:r>
+      <w:r>
+        <w:rPr>
+          <w:rFonts w:cs="B Nazanin" w:hint="eastAsia"/>
+          <w:sz w:val="28"/>
+          <w:szCs w:val="28"/>
+          <w:rtl/>
+          <w:lang w:bidi="fa-IR"/>
+        </w:rPr>
+        <w:t>د</w:t>
+      </w:r>
+      <w:r>
+        <w:rPr>
+          <w:rFonts w:cs="B Nazanin"/>
+          <w:sz w:val="28"/>
+          <w:szCs w:val="28"/>
+          <w:rtl/>
+          <w:lang w:bidi="fa-IR"/>
+        </w:rPr>
+        <w:t xml:space="preserve"> داده مصنوع</w:t>
+      </w:r>
+      <w:r>
+        <w:rPr>
+          <w:rFonts w:cs="B Nazanin" w:hint="cs"/>
+          <w:sz w:val="28"/>
+          <w:szCs w:val="28"/>
+          <w:rtl/>
+          <w:lang w:bidi="fa-IR"/>
+        </w:rPr>
+        <w:t>ی</w:t>
+      </w:r>
+      <w:r>
+        <w:rPr>
+          <w:rFonts w:cs="B Nazanin"/>
+          <w:sz w:val="28"/>
+          <w:szCs w:val="28"/>
+          <w:rtl/>
+          <w:lang w:bidi="fa-IR"/>
+        </w:rPr>
+        <w:t>: مشخص کن</w:t>
+      </w:r>
+      <w:r>
+        <w:rPr>
+          <w:rFonts w:cs="B Nazanin" w:hint="cs"/>
+          <w:sz w:val="28"/>
+          <w:szCs w:val="28"/>
+          <w:rtl/>
+          <w:lang w:bidi="fa-IR"/>
+        </w:rPr>
+        <w:t>ی</w:t>
+      </w:r>
+      <w:r>
+        <w:rPr>
+          <w:rFonts w:cs="B Nazanin" w:hint="eastAsia"/>
+          <w:sz w:val="28"/>
+          <w:szCs w:val="28"/>
+          <w:rtl/>
+          <w:lang w:bidi="fa-IR"/>
+        </w:rPr>
+        <w:t>م</w:t>
+      </w:r>
+      <w:r>
+        <w:rPr>
+          <w:rFonts w:cs="B Nazanin"/>
+          <w:sz w:val="28"/>
+          <w:szCs w:val="28"/>
+          <w:rtl/>
+          <w:lang w:bidi="fa-IR"/>
+        </w:rPr>
+        <w:t xml:space="preserve"> ط</w:t>
+      </w:r>
+      <w:r>
+        <w:rPr>
+          <w:rFonts w:cs="B Nazanin" w:hint="cs"/>
+          <w:sz w:val="28"/>
+          <w:szCs w:val="28"/>
+          <w:rtl/>
+          <w:lang w:bidi="fa-IR"/>
+        </w:rPr>
+        <w:t>ی</w:t>
+      </w:r>
+      <w:r>
+        <w:rPr>
+          <w:rFonts w:cs="B Nazanin" w:hint="eastAsia"/>
+          <w:sz w:val="28"/>
+          <w:szCs w:val="28"/>
+          <w:rtl/>
+          <w:lang w:bidi="fa-IR"/>
+        </w:rPr>
+        <w:t>ف‌ها</w:t>
+      </w:r>
+      <w:r>
+        <w:rPr>
+          <w:rFonts w:cs="B Nazanin" w:hint="cs"/>
+          <w:sz w:val="28"/>
+          <w:szCs w:val="28"/>
+          <w:rtl/>
+          <w:lang w:bidi="fa-IR"/>
+        </w:rPr>
+        <w:t>ی</w:t>
+      </w:r>
+      <w:r>
+        <w:rPr>
+          <w:rFonts w:cs="B Nazanin"/>
+          <w:sz w:val="28"/>
+          <w:szCs w:val="28"/>
+          <w:rtl/>
+          <w:lang w:bidi="fa-IR"/>
+        </w:rPr>
+        <w:t xml:space="preserve"> مصنوع</w:t>
+      </w:r>
+      <w:r>
+        <w:rPr>
+          <w:rFonts w:cs="B Nazanin" w:hint="cs"/>
+          <w:sz w:val="28"/>
+          <w:szCs w:val="28"/>
+          <w:rtl/>
+          <w:lang w:bidi="fa-IR"/>
+        </w:rPr>
+        <w:t>ی</w:t>
+      </w:r>
+      <w:r>
+        <w:rPr>
+          <w:rFonts w:cs="B Nazanin"/>
+          <w:sz w:val="28"/>
+          <w:szCs w:val="28"/>
+          <w:rtl/>
+          <w:lang w:bidi="fa-IR"/>
+        </w:rPr>
+        <w:t xml:space="preserve"> دق</w:t>
+      </w:r>
+      <w:r>
+        <w:rPr>
+          <w:rFonts w:cs="B Nazanin" w:hint="cs"/>
+          <w:sz w:val="28"/>
+          <w:szCs w:val="28"/>
+          <w:rtl/>
+          <w:lang w:bidi="fa-IR"/>
+        </w:rPr>
+        <w:t>ی</w:t>
+      </w:r>
+      <w:r>
+        <w:rPr>
+          <w:rFonts w:cs="B Nazanin" w:hint="eastAsia"/>
+          <w:sz w:val="28"/>
+          <w:szCs w:val="28"/>
+          <w:rtl/>
+          <w:lang w:bidi="fa-IR"/>
+        </w:rPr>
+        <w:t>قاً</w:t>
+      </w:r>
+      <w:r>
+        <w:rPr>
+          <w:rFonts w:cs="B Nazanin"/>
+          <w:sz w:val="28"/>
+          <w:szCs w:val="28"/>
+          <w:rtl/>
+          <w:lang w:bidi="fa-IR"/>
+        </w:rPr>
+        <w:t xml:space="preserve"> با چه روش</w:t>
+      </w:r>
+      <w:r>
+        <w:rPr>
+          <w:rFonts w:cs="B Nazanin" w:hint="cs"/>
+          <w:sz w:val="28"/>
+          <w:szCs w:val="28"/>
+          <w:rtl/>
+          <w:lang w:bidi="fa-IR"/>
+        </w:rPr>
+        <w:t>ی</w:t>
+      </w:r>
+      <w:r>
+        <w:rPr>
+          <w:rFonts w:cs="B Nazanin"/>
+          <w:sz w:val="28"/>
+          <w:szCs w:val="28"/>
+          <w:rtl/>
+          <w:lang w:bidi="fa-IR"/>
+        </w:rPr>
+        <w:t xml:space="preserve"> و با استفاده از کدام نمونه‌ها</w:t>
+      </w:r>
+      <w:r>
+        <w:rPr>
+          <w:rFonts w:cs="B Nazanin" w:hint="cs"/>
+          <w:sz w:val="28"/>
+          <w:szCs w:val="28"/>
+          <w:rtl/>
+          <w:lang w:bidi="fa-IR"/>
+        </w:rPr>
+        <w:t>ی</w:t>
+      </w:r>
+      <w:r>
+        <w:rPr>
+          <w:rFonts w:cs="B Nazanin"/>
+          <w:sz w:val="28"/>
+          <w:szCs w:val="28"/>
+          <w:rtl/>
+          <w:lang w:bidi="fa-IR"/>
+        </w:rPr>
+        <w:t xml:space="preserve"> واقع</w:t>
+      </w:r>
+      <w:r>
+        <w:rPr>
+          <w:rFonts w:cs="B Nazanin" w:hint="cs"/>
+          <w:sz w:val="28"/>
+          <w:szCs w:val="28"/>
+          <w:rtl/>
+          <w:lang w:bidi="fa-IR"/>
+        </w:rPr>
+        <w:t>ی</w:t>
+      </w:r>
+      <w:r>
+        <w:rPr>
+          <w:rFonts w:cs="B Nazanin"/>
+          <w:sz w:val="28"/>
+          <w:szCs w:val="28"/>
+          <w:rtl/>
+          <w:lang w:bidi="fa-IR"/>
+        </w:rPr>
+        <w:t xml:space="preserve"> ساخته شده‌اند.</w:t>
+      </w:r>
+    </w:p>
+    <w:p>
+      <w:pPr>
+        <w:bidi/>
+        <w:rPr>
+          <w:rFonts w:cs="B Nazanin"/>
+          <w:sz w:val="28"/>
+          <w:szCs w:val="28"/>
+          <w:lang w:bidi="fa-IR"/>
+        </w:rPr>
+      </w:pPr>
+      <w:r>
+        <w:rPr>
+          <w:rFonts w:cs="B Nazanin"/>
+          <w:sz w:val="28"/>
+          <w:szCs w:val="28"/>
+          <w:rtl/>
+          <w:lang w:bidi="fa-IR"/>
+        </w:rPr>
+        <w:t>2. بررس</w:t>
+      </w:r>
+      <w:r>
+        <w:rPr>
+          <w:rFonts w:cs="B Nazanin" w:hint="cs"/>
+          <w:sz w:val="28"/>
+          <w:szCs w:val="28"/>
+          <w:rtl/>
+          <w:lang w:bidi="fa-IR"/>
+        </w:rPr>
+        <w:t>ی</w:t>
+      </w:r>
+      <w:r>
+        <w:rPr>
+          <w:rFonts w:cs="B Nazanin"/>
+          <w:sz w:val="28"/>
+          <w:szCs w:val="28"/>
+          <w:rtl/>
+          <w:lang w:bidi="fa-IR"/>
+        </w:rPr>
+        <w:t xml:space="preserve"> وابستگ</w:t>
+      </w:r>
+      <w:r>
+        <w:rPr>
+          <w:rFonts w:cs="B Nazanin" w:hint="cs"/>
+          <w:sz w:val="28"/>
+          <w:szCs w:val="28"/>
+          <w:rtl/>
+          <w:lang w:bidi="fa-IR"/>
+        </w:rPr>
+        <w:t>ی</w:t>
+      </w:r>
+      <w:r>
+        <w:rPr>
+          <w:rFonts w:cs="B Nazanin"/>
+          <w:sz w:val="28"/>
+          <w:szCs w:val="28"/>
+          <w:rtl/>
+          <w:lang w:bidi="fa-IR"/>
+        </w:rPr>
+        <w:t xml:space="preserve"> نمونه‌ها: مشخص کن</w:t>
+      </w:r>
+      <w:r>
+        <w:rPr>
+          <w:rFonts w:cs="B Nazanin" w:hint="cs"/>
+          <w:sz w:val="28"/>
+          <w:szCs w:val="28"/>
+          <w:rtl/>
+          <w:lang w:bidi="fa-IR"/>
+        </w:rPr>
+        <w:t>ی</w:t>
+      </w:r>
+      <w:r>
+        <w:rPr>
+          <w:rFonts w:cs="B Nazanin" w:hint="eastAsia"/>
+          <w:sz w:val="28"/>
+          <w:szCs w:val="28"/>
+          <w:rtl/>
+          <w:lang w:bidi="fa-IR"/>
+        </w:rPr>
+        <w:t>م</w:t>
+      </w:r>
+      <w:r>
+        <w:rPr>
+          <w:rFonts w:cs="B Nazanin"/>
+          <w:sz w:val="28"/>
+          <w:szCs w:val="28"/>
+          <w:rtl/>
+          <w:lang w:bidi="fa-IR"/>
+        </w:rPr>
+        <w:t xml:space="preserve"> هر </w:t>
+      </w:r>
+      <w:r>
+        <w:rPr>
+          <w:rFonts w:cs="B Nazanin"/>
+          <w:sz w:val="28"/>
+          <w:szCs w:val="28"/>
+          <w:lang w:bidi="fa-IR"/>
+        </w:rPr>
+        <w:t>ParentGroup</w:t>
+      </w:r>
+      <w:r>
+        <w:rPr>
+          <w:rFonts w:cs="B Nazanin"/>
+          <w:sz w:val="28"/>
+          <w:szCs w:val="28"/>
+          <w:rtl/>
+          <w:lang w:bidi="fa-IR"/>
+        </w:rPr>
+        <w:t xml:space="preserve"> به کدام کلاس و چه تعداد ط</w:t>
+      </w:r>
+      <w:r>
+        <w:rPr>
+          <w:rFonts w:cs="B Nazanin" w:hint="cs"/>
+          <w:sz w:val="28"/>
+          <w:szCs w:val="28"/>
+          <w:rtl/>
+          <w:lang w:bidi="fa-IR"/>
+        </w:rPr>
+        <w:t>ی</w:t>
+      </w:r>
+      <w:r>
+        <w:rPr>
+          <w:rFonts w:cs="B Nazanin" w:hint="eastAsia"/>
+          <w:sz w:val="28"/>
+          <w:szCs w:val="28"/>
+          <w:rtl/>
+          <w:lang w:bidi="fa-IR"/>
+        </w:rPr>
+        <w:t>ف</w:t>
+      </w:r>
+      <w:r>
+        <w:rPr>
+          <w:rFonts w:cs="B Nazanin"/>
+          <w:sz w:val="28"/>
+          <w:szCs w:val="28"/>
+          <w:rtl/>
+          <w:lang w:bidi="fa-IR"/>
+        </w:rPr>
+        <w:t xml:space="preserve"> مصنوع</w:t>
+      </w:r>
+      <w:r>
+        <w:rPr>
+          <w:rFonts w:cs="B Nazanin" w:hint="cs"/>
+          <w:sz w:val="28"/>
+          <w:szCs w:val="28"/>
+          <w:rtl/>
+          <w:lang w:bidi="fa-IR"/>
+        </w:rPr>
+        <w:t>ی</w:t>
+      </w:r>
+      <w:r>
+        <w:rPr>
+          <w:rFonts w:cs="B Nazanin"/>
+          <w:sz w:val="28"/>
+          <w:szCs w:val="28"/>
+          <w:rtl/>
+          <w:lang w:bidi="fa-IR"/>
+        </w:rPr>
+        <w:t xml:space="preserve"> مرتبط است.</w:t>
+      </w:r>
+    </w:p>
+    <w:p>
+      <w:pPr>
+        <w:bidi/>
+        <w:rPr>
+          <w:rFonts w:cs="B Nazanin"/>
+          <w:sz w:val="28"/>
+          <w:szCs w:val="28"/>
+          <w:lang w:bidi="fa-IR"/>
+        </w:rPr>
+      </w:pPr>
+      <w:r>
+        <w:rPr>
+          <w:rFonts w:cs="B Nazanin"/>
+          <w:sz w:val="28"/>
+          <w:szCs w:val="28"/>
+          <w:rtl/>
+          <w:lang w:bidi="fa-IR"/>
+        </w:rPr>
+        <w:t>3. ساخت ارز</w:t>
+      </w:r>
+      <w:r>
+        <w:rPr>
+          <w:rFonts w:cs="B Nazanin" w:hint="cs"/>
+          <w:sz w:val="28"/>
+          <w:szCs w:val="28"/>
+          <w:rtl/>
+          <w:lang w:bidi="fa-IR"/>
+        </w:rPr>
+        <w:t>ی</w:t>
+      </w:r>
+      <w:r>
+        <w:rPr>
+          <w:rFonts w:cs="B Nazanin" w:hint="eastAsia"/>
+          <w:sz w:val="28"/>
+          <w:szCs w:val="28"/>
+          <w:rtl/>
+          <w:lang w:bidi="fa-IR"/>
+        </w:rPr>
+        <w:t>اب</w:t>
+      </w:r>
+      <w:r>
+        <w:rPr>
+          <w:rFonts w:cs="B Nazanin" w:hint="cs"/>
+          <w:sz w:val="28"/>
+          <w:szCs w:val="28"/>
+          <w:rtl/>
+          <w:lang w:bidi="fa-IR"/>
+        </w:rPr>
+        <w:t>ی</w:t>
+      </w:r>
+      <w:r>
+        <w:rPr>
+          <w:rFonts w:cs="B Nazanin"/>
+          <w:sz w:val="28"/>
+          <w:szCs w:val="28"/>
+          <w:rtl/>
+          <w:lang w:bidi="fa-IR"/>
+        </w:rPr>
+        <w:t xml:space="preserve"> مقا</w:t>
+      </w:r>
+      <w:r>
+        <w:rPr>
+          <w:rFonts w:cs="B Nazanin" w:hint="cs"/>
+          <w:sz w:val="28"/>
+          <w:szCs w:val="28"/>
+          <w:rtl/>
+          <w:lang w:bidi="fa-IR"/>
+        </w:rPr>
+        <w:t>ی</w:t>
+      </w:r>
+      <w:r>
+        <w:rPr>
+          <w:rFonts w:cs="B Nazanin" w:hint="eastAsia"/>
+          <w:sz w:val="28"/>
+          <w:szCs w:val="28"/>
+          <w:rtl/>
+          <w:lang w:bidi="fa-IR"/>
+        </w:rPr>
+        <w:t>سه‌ا</w:t>
+      </w:r>
+      <w:r>
+        <w:rPr>
+          <w:rFonts w:cs="B Nazanin" w:hint="cs"/>
+          <w:sz w:val="28"/>
+          <w:szCs w:val="28"/>
+          <w:rtl/>
+          <w:lang w:bidi="fa-IR"/>
+        </w:rPr>
+        <w:t>ی</w:t>
+      </w:r>
+      <w:r>
+        <w:rPr>
+          <w:rFonts w:cs="B Nazanin"/>
+          <w:sz w:val="28"/>
+          <w:szCs w:val="28"/>
+          <w:rtl/>
+          <w:lang w:bidi="fa-IR"/>
+        </w:rPr>
+        <w:t>: مدل پا</w:t>
+      </w:r>
+      <w:r>
+        <w:rPr>
+          <w:rFonts w:cs="B Nazanin" w:hint="cs"/>
+          <w:sz w:val="28"/>
+          <w:szCs w:val="28"/>
+          <w:rtl/>
+          <w:lang w:bidi="fa-IR"/>
+        </w:rPr>
+        <w:t>ی</w:t>
+      </w:r>
+      <w:r>
+        <w:rPr>
+          <w:rFonts w:cs="B Nazanin" w:hint="eastAsia"/>
+          <w:sz w:val="28"/>
+          <w:szCs w:val="28"/>
+          <w:rtl/>
+          <w:lang w:bidi="fa-IR"/>
+        </w:rPr>
+        <w:t>ه</w:t>
+      </w:r>
+      <w:r>
+        <w:rPr>
+          <w:rFonts w:cs="B Nazanin"/>
+          <w:sz w:val="28"/>
+          <w:szCs w:val="28"/>
+          <w:rtl/>
+          <w:lang w:bidi="fa-IR"/>
+        </w:rPr>
+        <w:t xml:space="preserve"> را با داده واقع</w:t>
+      </w:r>
+      <w:r>
+        <w:rPr>
+          <w:rFonts w:cs="B Nazanin" w:hint="cs"/>
+          <w:sz w:val="28"/>
+          <w:szCs w:val="28"/>
+          <w:rtl/>
+          <w:lang w:bidi="fa-IR"/>
+        </w:rPr>
+        <w:t>ی</w:t>
+      </w:r>
+      <w:r>
+        <w:rPr>
+          <w:rFonts w:cs="B Nazanin"/>
+          <w:sz w:val="28"/>
+          <w:szCs w:val="28"/>
+          <w:rtl/>
+          <w:lang w:bidi="fa-IR"/>
+        </w:rPr>
+        <w:t xml:space="preserve"> آموزش ده</w:t>
+      </w:r>
+      <w:r>
+        <w:rPr>
+          <w:rFonts w:cs="B Nazanin" w:hint="cs"/>
+          <w:sz w:val="28"/>
+          <w:szCs w:val="28"/>
+          <w:rtl/>
+          <w:lang w:bidi="fa-IR"/>
+        </w:rPr>
+        <w:t>ی</w:t>
+      </w:r>
+      <w:r>
+        <w:rPr>
+          <w:rFonts w:cs="B Nazanin" w:hint="eastAsia"/>
+          <w:sz w:val="28"/>
+          <w:szCs w:val="28"/>
+          <w:rtl/>
+          <w:lang w:bidi="fa-IR"/>
+        </w:rPr>
+        <w:t>م</w:t>
+      </w:r>
+      <w:r>
+        <w:rPr>
+          <w:rFonts w:cs="B Nazanin"/>
+          <w:sz w:val="28"/>
+          <w:szCs w:val="28"/>
+          <w:rtl/>
+          <w:lang w:bidi="fa-IR"/>
+        </w:rPr>
+        <w:t xml:space="preserve"> و با </w:t>
+      </w:r>
+      <w:r>
+        <w:rPr>
+          <w:rFonts w:cs="B Nazanin" w:hint="cs"/>
+          <w:sz w:val="28"/>
+          <w:szCs w:val="28"/>
+          <w:rtl/>
+          <w:lang w:bidi="fa-IR"/>
+        </w:rPr>
+        <w:t>ی</w:t>
+      </w:r>
+      <w:r>
+        <w:rPr>
+          <w:rFonts w:cs="B Nazanin" w:hint="eastAsia"/>
+          <w:sz w:val="28"/>
+          <w:szCs w:val="28"/>
+          <w:rtl/>
+          <w:lang w:bidi="fa-IR"/>
+        </w:rPr>
+        <w:t>ک</w:t>
+      </w:r>
+      <w:r>
+        <w:rPr>
+          <w:rFonts w:cs="B Nazanin"/>
+          <w:sz w:val="28"/>
+          <w:szCs w:val="28"/>
+          <w:rtl/>
+          <w:lang w:bidi="fa-IR"/>
+        </w:rPr>
+        <w:t xml:space="preserve"> روش اعتبارسنج</w:t>
+      </w:r>
+      <w:r>
+        <w:rPr>
+          <w:rFonts w:cs="B Nazanin" w:hint="cs"/>
+          <w:sz w:val="28"/>
+          <w:szCs w:val="28"/>
+          <w:rtl/>
+          <w:lang w:bidi="fa-IR"/>
+        </w:rPr>
+        <w:t>ی</w:t>
+      </w:r>
+      <w:r>
+        <w:rPr>
+          <w:rFonts w:cs="B Nazanin"/>
+          <w:sz w:val="28"/>
+          <w:szCs w:val="28"/>
+          <w:rtl/>
+          <w:lang w:bidi="fa-IR"/>
+        </w:rPr>
+        <w:t xml:space="preserve"> ثابت ارز</w:t>
+      </w:r>
+      <w:r>
+        <w:rPr>
+          <w:rFonts w:cs="B Nazanin" w:hint="cs"/>
+          <w:sz w:val="28"/>
+          <w:szCs w:val="28"/>
+          <w:rtl/>
+          <w:lang w:bidi="fa-IR"/>
+        </w:rPr>
+        <w:t>ی</w:t>
+      </w:r>
+      <w:r>
+        <w:rPr>
+          <w:rFonts w:cs="B Nazanin" w:hint="eastAsia"/>
+          <w:sz w:val="28"/>
+          <w:szCs w:val="28"/>
+          <w:rtl/>
+          <w:lang w:bidi="fa-IR"/>
+        </w:rPr>
+        <w:t>اب</w:t>
+      </w:r>
+      <w:r>
+        <w:rPr>
+          <w:rFonts w:cs="B Nazanin" w:hint="cs"/>
+          <w:sz w:val="28"/>
+          <w:szCs w:val="28"/>
+          <w:rtl/>
+          <w:lang w:bidi="fa-IR"/>
+        </w:rPr>
+        <w:t>ی</w:t>
+      </w:r>
+      <w:r>
+        <w:rPr>
+          <w:rFonts w:cs="B Nazanin"/>
+          <w:sz w:val="28"/>
+          <w:szCs w:val="28"/>
+          <w:rtl/>
+          <w:lang w:bidi="fa-IR"/>
+        </w:rPr>
+        <w:t xml:space="preserve"> کن</w:t>
+      </w:r>
+      <w:r>
+        <w:rPr>
+          <w:rFonts w:cs="B Nazanin" w:hint="cs"/>
+          <w:sz w:val="28"/>
+          <w:szCs w:val="28"/>
+          <w:rtl/>
+          <w:lang w:bidi="fa-IR"/>
+        </w:rPr>
+        <w:t>ی</w:t>
+      </w:r>
+      <w:r>
+        <w:rPr>
+          <w:rFonts w:cs="B Nazanin" w:hint="eastAsia"/>
+          <w:sz w:val="28"/>
+          <w:szCs w:val="28"/>
+          <w:rtl/>
+          <w:lang w:bidi="fa-IR"/>
+        </w:rPr>
+        <w:t>م؛</w:t>
+      </w:r>
+      <w:r>
+        <w:rPr>
+          <w:rFonts w:cs="B Nazanin"/>
+          <w:sz w:val="28"/>
+          <w:szCs w:val="28"/>
+          <w:rtl/>
+          <w:lang w:bidi="fa-IR"/>
+        </w:rPr>
+        <w:t xml:space="preserve"> سپس نسخه آموزش‌د</w:t>
+      </w:r>
+      <w:r>
+        <w:rPr>
+          <w:rFonts w:cs="B Nazanin" w:hint="cs"/>
+          <w:sz w:val="28"/>
+          <w:szCs w:val="28"/>
+          <w:rtl/>
+          <w:lang w:bidi="fa-IR"/>
+        </w:rPr>
+        <w:t>ی</w:t>
+      </w:r>
+      <w:r>
+        <w:rPr>
+          <w:rFonts w:cs="B Nazanin" w:hint="eastAsia"/>
+          <w:sz w:val="28"/>
+          <w:szCs w:val="28"/>
+          <w:rtl/>
+          <w:lang w:bidi="fa-IR"/>
+        </w:rPr>
+        <w:t>ده</w:t>
+      </w:r>
+      <w:r>
+        <w:rPr>
+          <w:rFonts w:cs="B Nazanin"/>
+          <w:sz w:val="28"/>
+          <w:szCs w:val="28"/>
+          <w:rtl/>
+          <w:lang w:bidi="fa-IR"/>
+        </w:rPr>
+        <w:t xml:space="preserve"> با داده مصنوع</w:t>
+      </w:r>
+      <w:r>
+        <w:rPr>
+          <w:rFonts w:cs="B Nazanin" w:hint="cs"/>
+          <w:sz w:val="28"/>
+          <w:szCs w:val="28"/>
+          <w:rtl/>
+          <w:lang w:bidi="fa-IR"/>
+        </w:rPr>
+        <w:t>ی</w:t>
+      </w:r>
+      <w:r>
+        <w:rPr>
+          <w:rFonts w:cs="B Nazanin"/>
+          <w:sz w:val="28"/>
+          <w:szCs w:val="28"/>
+          <w:rtl/>
+          <w:lang w:bidi="fa-IR"/>
+        </w:rPr>
+        <w:t xml:space="preserve"> را با همان مع</w:t>
+      </w:r>
+      <w:r>
+        <w:rPr>
+          <w:rFonts w:cs="B Nazanin" w:hint="cs"/>
+          <w:sz w:val="28"/>
+          <w:szCs w:val="28"/>
+          <w:rtl/>
+          <w:lang w:bidi="fa-IR"/>
+        </w:rPr>
+        <w:t>ی</w:t>
+      </w:r>
+      <w:r>
+        <w:rPr>
+          <w:rFonts w:cs="B Nazanin" w:hint="eastAsia"/>
+          <w:sz w:val="28"/>
+          <w:szCs w:val="28"/>
+          <w:rtl/>
+          <w:lang w:bidi="fa-IR"/>
+        </w:rPr>
+        <w:t>ارها</w:t>
+      </w:r>
+      <w:r>
+        <w:rPr>
+          <w:rFonts w:cs="B Nazanin"/>
+          <w:sz w:val="28"/>
+          <w:szCs w:val="28"/>
+          <w:rtl/>
+          <w:lang w:bidi="fa-IR"/>
+        </w:rPr>
+        <w:t xml:space="preserve"> مقا</w:t>
+      </w:r>
+      <w:r>
+        <w:rPr>
+          <w:rFonts w:cs="B Nazanin" w:hint="cs"/>
+          <w:sz w:val="28"/>
+          <w:szCs w:val="28"/>
+          <w:rtl/>
+          <w:lang w:bidi="fa-IR"/>
+        </w:rPr>
+        <w:t>ی</w:t>
+      </w:r>
+      <w:r>
+        <w:rPr>
+          <w:rFonts w:cs="B Nazanin" w:hint="eastAsia"/>
+          <w:sz w:val="28"/>
+          <w:szCs w:val="28"/>
+          <w:rtl/>
+          <w:lang w:bidi="fa-IR"/>
+        </w:rPr>
+        <w:t>سه</w:t>
+      </w:r>
+      <w:r>
+        <w:rPr>
+          <w:rFonts w:cs="B Nazanin"/>
+          <w:sz w:val="28"/>
+          <w:szCs w:val="28"/>
+          <w:rtl/>
+          <w:lang w:bidi="fa-IR"/>
+        </w:rPr>
+        <w:t xml:space="preserve"> کن</w:t>
+      </w:r>
+      <w:r>
+        <w:rPr>
+          <w:rFonts w:cs="B Nazanin" w:hint="cs"/>
+          <w:sz w:val="28"/>
+          <w:szCs w:val="28"/>
+          <w:rtl/>
+          <w:lang w:bidi="fa-IR"/>
+        </w:rPr>
+        <w:t>ی</w:t>
+      </w:r>
+      <w:r>
+        <w:rPr>
+          <w:rFonts w:cs="B Nazanin" w:hint="eastAsia"/>
+          <w:sz w:val="28"/>
+          <w:szCs w:val="28"/>
+          <w:rtl/>
+          <w:lang w:bidi="fa-IR"/>
+        </w:rPr>
+        <w:t>م</w:t>
+      </w:r>
+      <w:r>
+        <w:rPr>
+          <w:rFonts w:cs="B Nazanin"/>
+          <w:sz w:val="28"/>
+          <w:szCs w:val="28"/>
+          <w:rtl/>
+          <w:lang w:bidi="fa-IR"/>
+        </w:rPr>
+        <w:t>.</w:t>
+      </w:r>
+    </w:p>
+    <w:p>
+      <w:pPr>
+        <w:bidi/>
+        <w:rPr>
+          <w:rFonts w:cs="B Nazanin"/>
+          <w:sz w:val="28"/>
+          <w:szCs w:val="28"/>
+          <w:lang w:bidi="fa-IR"/>
+        </w:rPr>
+      </w:pPr>
+      <w:r>
+        <w:rPr>
+          <w:rFonts w:cs="B Nazanin"/>
+          <w:sz w:val="28"/>
+          <w:szCs w:val="28"/>
+          <w:rtl/>
+          <w:lang w:bidi="fa-IR"/>
+        </w:rPr>
+        <w:lastRenderedPageBreak/>
+        <w:t>4. آزمون نها</w:t>
+      </w:r>
+      <w:r>
+        <w:rPr>
+          <w:rFonts w:cs="B Nazanin" w:hint="cs"/>
+          <w:sz w:val="28"/>
+          <w:szCs w:val="28"/>
+          <w:rtl/>
+          <w:lang w:bidi="fa-IR"/>
+        </w:rPr>
+        <w:t>یی</w:t>
+      </w:r>
+      <w:r>
+        <w:rPr>
+          <w:rFonts w:cs="B Nazanin"/>
+          <w:sz w:val="28"/>
+          <w:szCs w:val="28"/>
+          <w:rtl/>
+          <w:lang w:bidi="fa-IR"/>
+        </w:rPr>
+        <w:t xml:space="preserve"> رو</w:t>
+      </w:r>
+      <w:r>
+        <w:rPr>
+          <w:rFonts w:cs="B Nazanin" w:hint="cs"/>
+          <w:sz w:val="28"/>
+          <w:szCs w:val="28"/>
+          <w:rtl/>
+          <w:lang w:bidi="fa-IR"/>
+        </w:rPr>
+        <w:t>ی</w:t>
+      </w:r>
+      <w:r>
+        <w:rPr>
+          <w:rFonts w:cs="B Nazanin"/>
+          <w:sz w:val="28"/>
+          <w:szCs w:val="28"/>
+          <w:rtl/>
+          <w:lang w:bidi="fa-IR"/>
+        </w:rPr>
+        <w:t xml:space="preserve"> داده واقع</w:t>
+      </w:r>
+      <w:r>
+        <w:rPr>
+          <w:rFonts w:cs="B Nazanin" w:hint="cs"/>
+          <w:sz w:val="28"/>
+          <w:szCs w:val="28"/>
+          <w:rtl/>
+          <w:lang w:bidi="fa-IR"/>
+        </w:rPr>
+        <w:t>ی</w:t>
+      </w:r>
+      <w:r>
+        <w:rPr>
+          <w:rFonts w:cs="B Nazanin"/>
+          <w:sz w:val="28"/>
+          <w:szCs w:val="28"/>
+          <w:rtl/>
+          <w:lang w:bidi="fa-IR"/>
+        </w:rPr>
+        <w:t>: نمونه‌ها</w:t>
+      </w:r>
+      <w:r>
+        <w:rPr>
+          <w:rFonts w:cs="B Nazanin" w:hint="cs"/>
+          <w:sz w:val="28"/>
+          <w:szCs w:val="28"/>
+          <w:rtl/>
+          <w:lang w:bidi="fa-IR"/>
+        </w:rPr>
+        <w:t>ی</w:t>
+      </w:r>
+      <w:r>
+        <w:rPr>
+          <w:rFonts w:cs="B Nazanin"/>
+          <w:sz w:val="28"/>
+          <w:szCs w:val="28"/>
+          <w:rtl/>
+          <w:lang w:bidi="fa-IR"/>
+        </w:rPr>
+        <w:t xml:space="preserve"> آزمون واقع</w:t>
+      </w:r>
+      <w:r>
+        <w:rPr>
+          <w:rFonts w:cs="B Nazanin" w:hint="cs"/>
+          <w:sz w:val="28"/>
+          <w:szCs w:val="28"/>
+          <w:rtl/>
+          <w:lang w:bidi="fa-IR"/>
+        </w:rPr>
+        <w:t>ی</w:t>
+      </w:r>
+      <w:r>
+        <w:rPr>
+          <w:rFonts w:cs="B Nazanin"/>
+          <w:sz w:val="28"/>
+          <w:szCs w:val="28"/>
+          <w:rtl/>
+          <w:lang w:bidi="fa-IR"/>
+        </w:rPr>
+        <w:t xml:space="preserve"> نبا</w:t>
+      </w:r>
+      <w:r>
+        <w:rPr>
+          <w:rFonts w:cs="B Nazanin" w:hint="cs"/>
+          <w:sz w:val="28"/>
+          <w:szCs w:val="28"/>
+          <w:rtl/>
+          <w:lang w:bidi="fa-IR"/>
+        </w:rPr>
+        <w:t>ی</w:t>
+      </w:r>
+      <w:r>
+        <w:rPr>
+          <w:rFonts w:cs="B Nazanin" w:hint="eastAsia"/>
+          <w:sz w:val="28"/>
+          <w:szCs w:val="28"/>
+          <w:rtl/>
+          <w:lang w:bidi="fa-IR"/>
+        </w:rPr>
+        <w:t>د</w:t>
+      </w:r>
+      <w:r>
+        <w:rPr>
+          <w:rFonts w:cs="B Nazanin"/>
+          <w:sz w:val="28"/>
+          <w:szCs w:val="28"/>
+          <w:rtl/>
+          <w:lang w:bidi="fa-IR"/>
+        </w:rPr>
+        <w:t xml:space="preserve"> در ساخت داده مصنوع</w:t>
+      </w:r>
+      <w:r>
+        <w:rPr>
+          <w:rFonts w:cs="B Nazanin" w:hint="cs"/>
+          <w:sz w:val="28"/>
+          <w:szCs w:val="28"/>
+          <w:rtl/>
+          <w:lang w:bidi="fa-IR"/>
+        </w:rPr>
+        <w:t>ی</w:t>
+      </w:r>
+      <w:r>
+        <w:rPr>
+          <w:rFonts w:cs="B Nazanin"/>
+          <w:sz w:val="28"/>
+          <w:szCs w:val="28"/>
+          <w:rtl/>
+          <w:lang w:bidi="fa-IR"/>
+        </w:rPr>
+        <w:t xml:space="preserve"> </w:t>
+      </w:r>
+      <w:r>
+        <w:rPr>
+          <w:rFonts w:cs="B Nazanin" w:hint="cs"/>
+          <w:sz w:val="28"/>
+          <w:szCs w:val="28"/>
+          <w:rtl/>
+          <w:lang w:bidi="fa-IR"/>
+        </w:rPr>
+        <w:t>ی</w:t>
+      </w:r>
+      <w:r>
+        <w:rPr>
+          <w:rFonts w:cs="B Nazanin" w:hint="eastAsia"/>
+          <w:sz w:val="28"/>
+          <w:szCs w:val="28"/>
+          <w:rtl/>
+          <w:lang w:bidi="fa-IR"/>
+        </w:rPr>
+        <w:t>ا</w:t>
+      </w:r>
+      <w:r>
+        <w:rPr>
+          <w:rFonts w:cs="B Nazanin"/>
+          <w:sz w:val="28"/>
+          <w:szCs w:val="28"/>
+          <w:rtl/>
+          <w:lang w:bidi="fa-IR"/>
+        </w:rPr>
+        <w:t xml:space="preserve"> تنظ</w:t>
+      </w:r>
+      <w:r>
+        <w:rPr>
+          <w:rFonts w:cs="B Nazanin" w:hint="cs"/>
+          <w:sz w:val="28"/>
+          <w:szCs w:val="28"/>
+          <w:rtl/>
+          <w:lang w:bidi="fa-IR"/>
+        </w:rPr>
+        <w:t>ی</w:t>
+      </w:r>
+      <w:r>
+        <w:rPr>
+          <w:rFonts w:cs="B Nazanin" w:hint="eastAsia"/>
+          <w:sz w:val="28"/>
+          <w:szCs w:val="28"/>
+          <w:rtl/>
+          <w:lang w:bidi="fa-IR"/>
+        </w:rPr>
+        <w:t>م</w:t>
+      </w:r>
+      <w:r>
+        <w:rPr>
+          <w:rFonts w:cs="B Nazanin"/>
+          <w:sz w:val="28"/>
+          <w:szCs w:val="28"/>
+          <w:rtl/>
+          <w:lang w:bidi="fa-IR"/>
+        </w:rPr>
+        <w:t xml:space="preserve"> مدل استفاده شده باشند. ا</w:t>
+      </w:r>
+      <w:r>
+        <w:rPr>
+          <w:rFonts w:cs="B Nazanin" w:hint="cs"/>
+          <w:sz w:val="28"/>
+          <w:szCs w:val="28"/>
+          <w:rtl/>
+          <w:lang w:bidi="fa-IR"/>
+        </w:rPr>
+        <w:t>ی</w:t>
+      </w:r>
+      <w:r>
+        <w:rPr>
+          <w:rFonts w:cs="B Nazanin" w:hint="eastAsia"/>
+          <w:sz w:val="28"/>
+          <w:szCs w:val="28"/>
+          <w:rtl/>
+          <w:lang w:bidi="fa-IR"/>
+        </w:rPr>
+        <w:t>ن</w:t>
+      </w:r>
+      <w:r>
+        <w:rPr>
+          <w:rFonts w:cs="B Nazanin"/>
+          <w:sz w:val="28"/>
+          <w:szCs w:val="28"/>
+          <w:rtl/>
+          <w:lang w:bidi="fa-IR"/>
+        </w:rPr>
+        <w:t xml:space="preserve"> مرحله مشخص م</w:t>
+      </w:r>
+      <w:r>
+        <w:rPr>
+          <w:rFonts w:cs="B Nazanin" w:hint="cs"/>
+          <w:sz w:val="28"/>
+          <w:szCs w:val="28"/>
+          <w:rtl/>
+          <w:lang w:bidi="fa-IR"/>
+        </w:rPr>
+        <w:t>ی‌</w:t>
+      </w:r>
+      <w:r>
+        <w:rPr>
+          <w:rFonts w:cs="B Nazanin" w:hint="eastAsia"/>
+          <w:sz w:val="28"/>
+          <w:szCs w:val="28"/>
+          <w:rtl/>
+          <w:lang w:bidi="fa-IR"/>
+        </w:rPr>
+        <w:t>کند</w:t>
+      </w:r>
+      <w:r>
+        <w:rPr>
+          <w:rFonts w:cs="B Nazanin"/>
+          <w:sz w:val="28"/>
+          <w:szCs w:val="28"/>
+          <w:rtl/>
+          <w:lang w:bidi="fa-IR"/>
+        </w:rPr>
+        <w:t xml:space="preserve"> آ</w:t>
+      </w:r>
+      <w:r>
+        <w:rPr>
+          <w:rFonts w:cs="B Nazanin" w:hint="cs"/>
+          <w:sz w:val="28"/>
+          <w:szCs w:val="28"/>
+          <w:rtl/>
+          <w:lang w:bidi="fa-IR"/>
+        </w:rPr>
+        <w:t>ی</w:t>
+      </w:r>
+      <w:r>
+        <w:rPr>
+          <w:rFonts w:cs="B Nazanin" w:hint="eastAsia"/>
+          <w:sz w:val="28"/>
+          <w:szCs w:val="28"/>
+          <w:rtl/>
+          <w:lang w:bidi="fa-IR"/>
+        </w:rPr>
+        <w:t>ا</w:t>
+      </w:r>
+      <w:r>
+        <w:rPr>
+          <w:rFonts w:cs="B Nazanin"/>
+          <w:sz w:val="28"/>
+          <w:szCs w:val="28"/>
+          <w:rtl/>
+          <w:lang w:bidi="fa-IR"/>
+        </w:rPr>
+        <w:t xml:space="preserve"> افزا</w:t>
+      </w:r>
+      <w:r>
+        <w:rPr>
+          <w:rFonts w:cs="B Nazanin" w:hint="cs"/>
+          <w:sz w:val="28"/>
+          <w:szCs w:val="28"/>
+          <w:rtl/>
+          <w:lang w:bidi="fa-IR"/>
+        </w:rPr>
+        <w:t>ی</w:t>
+      </w:r>
+      <w:r>
+        <w:rPr>
+          <w:rFonts w:cs="B Nazanin" w:hint="eastAsia"/>
+          <w:sz w:val="28"/>
+          <w:szCs w:val="28"/>
+          <w:rtl/>
+          <w:lang w:bidi="fa-IR"/>
+        </w:rPr>
+        <w:t>ش</w:t>
+      </w:r>
+      <w:r>
+        <w:rPr>
+          <w:rFonts w:cs="B Nazanin"/>
+          <w:sz w:val="28"/>
+          <w:szCs w:val="28"/>
+          <w:rtl/>
+          <w:lang w:bidi="fa-IR"/>
+        </w:rPr>
+        <w:t xml:space="preserve"> عملکرد واقعاً قابل تعم</w:t>
+      </w:r>
+      <w:r>
+        <w:rPr>
+          <w:rFonts w:cs="B Nazanin" w:hint="cs"/>
+          <w:sz w:val="28"/>
+          <w:szCs w:val="28"/>
+          <w:rtl/>
+          <w:lang w:bidi="fa-IR"/>
+        </w:rPr>
+        <w:t>ی</w:t>
+      </w:r>
+      <w:r>
+        <w:rPr>
+          <w:rFonts w:cs="B Nazanin" w:hint="eastAsia"/>
+          <w:sz w:val="28"/>
+          <w:szCs w:val="28"/>
+          <w:rtl/>
+          <w:lang w:bidi="fa-IR"/>
+        </w:rPr>
+        <w:t>م</w:t>
+      </w:r>
+      <w:r>
+        <w:rPr>
+          <w:rFonts w:cs="B Nazanin"/>
+          <w:sz w:val="28"/>
+          <w:szCs w:val="28"/>
+          <w:rtl/>
+          <w:lang w:bidi="fa-IR"/>
+        </w:rPr>
+        <w:t xml:space="preserve"> است </w:t>
+      </w:r>
+      <w:r>
+        <w:rPr>
+          <w:rFonts w:cs="B Nazanin" w:hint="cs"/>
+          <w:sz w:val="28"/>
+          <w:szCs w:val="28"/>
+          <w:rtl/>
+          <w:lang w:bidi="fa-IR"/>
+        </w:rPr>
+        <w:t>ی</w:t>
+      </w:r>
+      <w:r>
+        <w:rPr>
+          <w:rFonts w:cs="B Nazanin" w:hint="eastAsia"/>
+          <w:sz w:val="28"/>
+          <w:szCs w:val="28"/>
+          <w:rtl/>
+          <w:lang w:bidi="fa-IR"/>
+        </w:rPr>
+        <w:t>ا</w:t>
+      </w:r>
+      <w:r>
+        <w:rPr>
+          <w:rFonts w:cs="B Nazanin"/>
+          <w:sz w:val="28"/>
+          <w:szCs w:val="28"/>
+          <w:rtl/>
+          <w:lang w:bidi="fa-IR"/>
+        </w:rPr>
+        <w:t xml:space="preserve"> نه.</w:t>
+      </w:r>
+    </w:p>
+    <w:p>
+      <w:pPr>
+        <w:bidi/>
+        <w:rPr>
+          <w:rFonts w:cs="B Nazanin"/>
+          <w:sz w:val="28"/>
+          <w:szCs w:val="28"/>
+          <w:lang w:bidi="fa-IR"/>
+        </w:rPr>
+      </w:pPr>
+      <w:r>
+        <w:rPr>
+          <w:rFonts w:cs="B Nazanin"/>
+          <w:sz w:val="28"/>
+          <w:szCs w:val="28"/>
+          <w:rtl/>
+          <w:lang w:bidi="fa-IR"/>
+        </w:rPr>
+        <w:t>5. بررس</w:t>
+      </w:r>
+      <w:r>
+        <w:rPr>
+          <w:rFonts w:cs="B Nazanin" w:hint="cs"/>
+          <w:sz w:val="28"/>
+          <w:szCs w:val="28"/>
+          <w:rtl/>
+          <w:lang w:bidi="fa-IR"/>
+        </w:rPr>
+        <w:t>ی</w:t>
+      </w:r>
+      <w:r>
+        <w:rPr>
+          <w:rFonts w:cs="B Nazanin"/>
+          <w:sz w:val="28"/>
+          <w:szCs w:val="28"/>
+          <w:rtl/>
+          <w:lang w:bidi="fa-IR"/>
+        </w:rPr>
+        <w:t xml:space="preserve"> </w:t>
+      </w:r>
+      <w:r>
+        <w:rPr>
+          <w:rFonts w:cs="B Nazanin"/>
+          <w:sz w:val="28"/>
+          <w:szCs w:val="28"/>
+          <w:lang w:bidi="fa-IR"/>
+        </w:rPr>
+        <w:t>OOD</w:t>
+      </w:r>
+      <w:r>
+        <w:rPr>
+          <w:rFonts w:cs="B Nazanin"/>
+          <w:sz w:val="28"/>
+          <w:szCs w:val="28"/>
+          <w:rtl/>
+          <w:lang w:bidi="fa-IR"/>
+        </w:rPr>
+        <w:t xml:space="preserve"> جداگانه: ۳۳ نمونه </w:t>
+      </w:r>
+      <w:r>
+        <w:rPr>
+          <w:rFonts w:cs="B Nazanin"/>
+          <w:sz w:val="28"/>
+          <w:szCs w:val="28"/>
+          <w:lang w:bidi="fa-IR"/>
+        </w:rPr>
+        <w:t>OOD</w:t>
+      </w:r>
+      <w:r>
+        <w:rPr>
+          <w:rFonts w:cs="B Nazanin"/>
+          <w:sz w:val="28"/>
+          <w:szCs w:val="28"/>
+          <w:rtl/>
+          <w:lang w:bidi="fa-IR"/>
+        </w:rPr>
+        <w:t xml:space="preserve"> را برا</w:t>
+      </w:r>
+      <w:r>
+        <w:rPr>
+          <w:rFonts w:cs="B Nazanin" w:hint="cs"/>
+          <w:sz w:val="28"/>
+          <w:szCs w:val="28"/>
+          <w:rtl/>
+          <w:lang w:bidi="fa-IR"/>
+        </w:rPr>
+        <w:t>ی</w:t>
+      </w:r>
+      <w:r>
+        <w:rPr>
+          <w:rFonts w:cs="B Nazanin"/>
+          <w:sz w:val="28"/>
+          <w:szCs w:val="28"/>
+          <w:rtl/>
+          <w:lang w:bidi="fa-IR"/>
+        </w:rPr>
+        <w:t xml:space="preserve"> بررس</w:t>
+      </w:r>
+      <w:r>
+        <w:rPr>
+          <w:rFonts w:cs="B Nazanin" w:hint="cs"/>
+          <w:sz w:val="28"/>
+          <w:szCs w:val="28"/>
+          <w:rtl/>
+          <w:lang w:bidi="fa-IR"/>
+        </w:rPr>
+        <w:t>ی</w:t>
+      </w:r>
+      <w:r>
+        <w:rPr>
+          <w:rFonts w:cs="B Nazanin"/>
+          <w:sz w:val="28"/>
+          <w:szCs w:val="28"/>
+          <w:rtl/>
+          <w:lang w:bidi="fa-IR"/>
+        </w:rPr>
+        <w:t xml:space="preserve"> رفتار تشخ</w:t>
+      </w:r>
+      <w:r>
+        <w:rPr>
+          <w:rFonts w:cs="B Nazanin" w:hint="cs"/>
+          <w:sz w:val="28"/>
+          <w:szCs w:val="28"/>
+          <w:rtl/>
+          <w:lang w:bidi="fa-IR"/>
+        </w:rPr>
+        <w:t>ی</w:t>
+      </w:r>
+      <w:r>
+        <w:rPr>
+          <w:rFonts w:cs="B Nazanin" w:hint="eastAsia"/>
+          <w:sz w:val="28"/>
+          <w:szCs w:val="28"/>
+          <w:rtl/>
+          <w:lang w:bidi="fa-IR"/>
+        </w:rPr>
+        <w:t>ص</w:t>
+      </w:r>
+      <w:r>
+        <w:rPr>
+          <w:rFonts w:cs="B Nazanin"/>
+          <w:sz w:val="28"/>
+          <w:szCs w:val="28"/>
+          <w:rtl/>
+          <w:lang w:bidi="fa-IR"/>
+        </w:rPr>
+        <w:t xml:space="preserve"> نمونه‌ها</w:t>
+      </w:r>
+      <w:r>
+        <w:rPr>
+          <w:rFonts w:cs="B Nazanin" w:hint="cs"/>
+          <w:sz w:val="28"/>
+          <w:szCs w:val="28"/>
+          <w:rtl/>
+          <w:lang w:bidi="fa-IR"/>
+        </w:rPr>
+        <w:t>ی</w:t>
+      </w:r>
+      <w:r>
+        <w:rPr>
+          <w:rFonts w:cs="B Nazanin"/>
+          <w:sz w:val="28"/>
+          <w:szCs w:val="28"/>
+          <w:rtl/>
+          <w:lang w:bidi="fa-IR"/>
+        </w:rPr>
+        <w:t xml:space="preserve"> خارج از محدوده نگه دار</w:t>
+      </w:r>
+      <w:r>
+        <w:rPr>
+          <w:rFonts w:cs="B Nazanin" w:hint="cs"/>
+          <w:sz w:val="28"/>
+          <w:szCs w:val="28"/>
+          <w:rtl/>
+          <w:lang w:bidi="fa-IR"/>
+        </w:rPr>
+        <w:t>ی</w:t>
+      </w:r>
+      <w:r>
+        <w:rPr>
+          <w:rFonts w:cs="B Nazanin" w:hint="eastAsia"/>
+          <w:sz w:val="28"/>
+          <w:szCs w:val="28"/>
+          <w:rtl/>
+          <w:lang w:bidi="fa-IR"/>
+        </w:rPr>
+        <w:t>م؛</w:t>
+      </w:r>
+      <w:r>
+        <w:rPr>
+          <w:rFonts w:cs="B Nazanin"/>
+          <w:sz w:val="28"/>
+          <w:szCs w:val="28"/>
+          <w:rtl/>
+          <w:lang w:bidi="fa-IR"/>
+        </w:rPr>
+        <w:t xml:space="preserve"> ا</w:t>
+      </w:r>
+      <w:r>
+        <w:rPr>
+          <w:rFonts w:cs="B Nazanin" w:hint="cs"/>
+          <w:sz w:val="28"/>
+          <w:szCs w:val="28"/>
+          <w:rtl/>
+          <w:lang w:bidi="fa-IR"/>
+        </w:rPr>
+        <w:t>ی</w:t>
+      </w:r>
+      <w:r>
+        <w:rPr>
+          <w:rFonts w:cs="B Nazanin" w:hint="eastAsia"/>
+          <w:sz w:val="28"/>
+          <w:szCs w:val="28"/>
+          <w:rtl/>
+          <w:lang w:bidi="fa-IR"/>
+        </w:rPr>
+        <w:t>ن</w:t>
+      </w:r>
+      <w:r>
+        <w:rPr>
+          <w:rFonts w:cs="B Nazanin"/>
+          <w:sz w:val="28"/>
+          <w:szCs w:val="28"/>
+          <w:rtl/>
+          <w:lang w:bidi="fa-IR"/>
+        </w:rPr>
+        <w:t xml:space="preserve"> نمونه‌ها را نبا</w:t>
+      </w:r>
+      <w:r>
+        <w:rPr>
+          <w:rFonts w:cs="B Nazanin" w:hint="cs"/>
+          <w:sz w:val="28"/>
+          <w:szCs w:val="28"/>
+          <w:rtl/>
+          <w:lang w:bidi="fa-IR"/>
+        </w:rPr>
+        <w:t>ی</w:t>
+      </w:r>
+      <w:r>
+        <w:rPr>
+          <w:rFonts w:cs="B Nazanin" w:hint="eastAsia"/>
+          <w:sz w:val="28"/>
+          <w:szCs w:val="28"/>
+          <w:rtl/>
+          <w:lang w:bidi="fa-IR"/>
+        </w:rPr>
+        <w:t>د</w:t>
+      </w:r>
+      <w:r>
+        <w:rPr>
+          <w:rFonts w:cs="B Nazanin"/>
+          <w:sz w:val="28"/>
+          <w:szCs w:val="28"/>
+          <w:rtl/>
+          <w:lang w:bidi="fa-IR"/>
+        </w:rPr>
+        <w:t xml:space="preserve"> به‌عنوان کلاس دوازدهم منشأ جغراف</w:t>
+      </w:r>
+      <w:r>
+        <w:rPr>
+          <w:rFonts w:cs="B Nazanin" w:hint="cs"/>
+          <w:sz w:val="28"/>
+          <w:szCs w:val="28"/>
+          <w:rtl/>
+          <w:lang w:bidi="fa-IR"/>
+        </w:rPr>
+        <w:t>ی</w:t>
+      </w:r>
+      <w:r>
+        <w:rPr>
+          <w:rFonts w:cs="B Nazanin" w:hint="eastAsia"/>
+          <w:sz w:val="28"/>
+          <w:szCs w:val="28"/>
+          <w:rtl/>
+          <w:lang w:bidi="fa-IR"/>
+        </w:rPr>
+        <w:t>ا</w:t>
+      </w:r>
+      <w:r>
+        <w:rPr>
+          <w:rFonts w:cs="B Nazanin" w:hint="cs"/>
+          <w:sz w:val="28"/>
+          <w:szCs w:val="28"/>
+          <w:rtl/>
+          <w:lang w:bidi="fa-IR"/>
+        </w:rPr>
+        <w:t>یی</w:t>
+      </w:r>
+      <w:r>
+        <w:rPr>
+          <w:rFonts w:cs="B Nazanin"/>
+          <w:sz w:val="28"/>
+          <w:szCs w:val="28"/>
+          <w:rtl/>
+          <w:lang w:bidi="fa-IR"/>
+        </w:rPr>
+        <w:t xml:space="preserve"> وارد مدل طبقه‌بند</w:t>
+      </w:r>
+      <w:r>
+        <w:rPr>
+          <w:rFonts w:cs="B Nazanin" w:hint="cs"/>
+          <w:sz w:val="28"/>
+          <w:szCs w:val="28"/>
+          <w:rtl/>
+          <w:lang w:bidi="fa-IR"/>
+        </w:rPr>
+        <w:t>ی</w:t>
+      </w:r>
+      <w:r>
+        <w:rPr>
+          <w:rFonts w:cs="B Nazanin"/>
+          <w:sz w:val="28"/>
+          <w:szCs w:val="28"/>
+          <w:rtl/>
+          <w:lang w:bidi="fa-IR"/>
+        </w:rPr>
+        <w:t xml:space="preserve"> کن</w:t>
+      </w:r>
+      <w:r>
+        <w:rPr>
+          <w:rFonts w:cs="B Nazanin" w:hint="cs"/>
+          <w:sz w:val="28"/>
+          <w:szCs w:val="28"/>
+          <w:rtl/>
+          <w:lang w:bidi="fa-IR"/>
+        </w:rPr>
+        <w:t>ی</w:t>
+      </w:r>
+      <w:r>
+        <w:rPr>
+          <w:rFonts w:cs="B Nazanin" w:hint="eastAsia"/>
+          <w:sz w:val="28"/>
+          <w:szCs w:val="28"/>
+          <w:rtl/>
+          <w:lang w:bidi="fa-IR"/>
+        </w:rPr>
+        <w:t>م</w:t>
+      </w:r>
+      <w:r>
+        <w:rPr>
+          <w:rFonts w:cs="B Nazanin"/>
+          <w:sz w:val="28"/>
+          <w:szCs w:val="28"/>
+          <w:rtl/>
+          <w:lang w:bidi="fa-IR"/>
+        </w:rPr>
+        <w:t>.</w:t>
+      </w:r>
+    </w:p>
+    <w:p>
+      <w:pPr>
+        <w:bidi/>
+        <w:rPr>
+          <w:rFonts w:cs="B Nazanin"/>
+          <w:sz w:val="28"/>
+          <w:szCs w:val="28"/>
+          <w:lang w:bidi="fa-IR"/>
+        </w:rPr>
+      </w:pPr>
     </w:p>
     <w:p>
       <w:pPr>
